--- a/thesis/Chapter4 - Manage Title and Registration Use Case (Sequence and Activity Diagrams).docx
+++ b/thesis/Chapter4 - Manage Title and Registration Use Case (Sequence and Activity Diagrams).docx
@@ -695,11 +695,26 @@
           <w:b w:val="0"/>
           <w:sz w:val="24"/>
         </w:rPr>
-        <w:t>The sequence diagram in Figure 4.3 shows the whole chain across six lifelines: the student or supervisor, the registration interface, the registration controller, the registration service, the agreement and supervision data, and the Lampiran B and milestone data. It is divided into four sections because four things happen in sequence and each has its own rules.</w:t>
+        <w:t>The sequence diagram in Figure 4.3 shows the whole chain across six lifelines: the student or supervisor, the registration interface, the registration controller, the registration service, the agreement and supervision data, and the Lampiran B and milestone data. It is divided into four bands because four things happen, in sequence, and each has its own rule.</w:t>
       </w:r>
     </w:p>
     <w:p>
       <w:pPr>
+        <w:spacing w:line="240" w:lineRule="auto" w:before="0" w:after="0"/>
+        <w:jc w:val="both"/>
+        <w:widowControl w:val="0"/>
+      </w:pPr>
+      <w:r>
+        <w:rPr>
+          <w:rFonts w:ascii="Times New Roman" w:hAnsi="Times New Roman" w:eastAsia="Times New Roman"/>
+          <w:b w:val="0"/>
+          <w:sz w:val="24"/>
+        </w:rPr>
+        <w:t>The diagram is drawn at the level of one message per thing that changes hands. A request and its reply are a single exchange, and the controller handing work to the service is not drawn as a separate call. Table 4.2 states the individual checks; the diagram carries the shape of the flow.</w:t>
+      </w:r>
+    </w:p>
+    <w:p>
+      <w:pPr>
         <w:spacing w:before="0" w:after="0" w:line="240" w:lineRule="auto"/>
         <w:jc w:val="center"/>
         <w:widowControl w:val="0"/>
@@ -707,7 +722,7 @@
       <w:r>
         <w:drawing>
           <wp:inline xmlns:a="http://schemas.openxmlformats.org/drawingml/2006/main" xmlns:pic="http://schemas.openxmlformats.org/drawingml/2006/picture">
-            <wp:extent cx="5148000" cy="7096518"/>
+            <wp:extent cx="5580000" cy="4766986"/>
             <wp:docPr id="1" name="Picture 1"/>
             <wp:cNvGraphicFramePr>
               <a:graphicFrameLocks noChangeAspect="1"/>
@@ -728,7 +743,7 @@
                   <pic:spPr>
                     <a:xfrm>
                       <a:off x="0" y="0"/>
-                      <a:ext cx="5148000" cy="7096518"/>
+                      <a:ext cx="5580000" cy="4766986"/>
                     </a:xfrm>
                     <a:prstGeom prst="rect"/>
                   </pic:spPr>
@@ -773,7 +788,7 @@
           <w:b w:val="0"/>
           <w:sz w:val="24"/>
         </w:rPr>
-        <w:t>The first section is the filing. Messages 4 to 7 show the two guards that run before any record is written, and only then does message 7 insert the agreement. The second section is the acknowledgement, and it is the busiest part of the diagram: message 14 confirms the agreement is still waiting, message 15 confirms the chosen title is one of the candidates, message 16 creates the supervision assignment, and message 18 writes both the agreed title and the approved status in one update.</w:t>
+        <w:t>Message 2 files Lampiran A. Before the agreement is written, message 3 applies every check the registration has to pass — an open term, no project and no agreement already in flight, a usable title, and a supervisor who serves the student's programme — and message 4 writes the record only if all of them hold. Message 5 reports back and notifies the supervisor, which is how the second actor learns there is something to acknowledge.</w:t>
       </w:r>
     </w:p>
     <w:p>
@@ -787,7 +802,7 @@
           <w:b w:val="0"/>
           <w:sz w:val="24"/>
         </w:rPr>
-        <w:t>The third section files Lampiran B. Message 24 applies the policy, which needs the form to belong to the caller and to be a draft; message 25 applies the title rule. Message 26 is worth noting: submitting Lampiran B clears any previous supervisor signature, because a signature on one title does not cover another. The fourth section is withdrawal, and message 33 is the guard that makes it narrow: the filing can only be taken back while no project has been registered from it.</w:t>
+        <w:t>The acknowledgement in the second band is the step the faculty's process turns on. Message 8 requires the agreement to still be waiting and the chosen title to be one the student proposed, and message 9 does the two things that must happen together: the supervision is created and the agreed title is recorded. The third band files and signs Lampiran B; its signature is the last message that changes anything, because signing is what opens the proposal. The fourth band is the only way back out — a withdrawal, which is refused once a project has been registered from the filing.</w:t>
       </w:r>
     </w:p>
     <w:p>
@@ -855,7 +870,7 @@
       <w:r>
         <w:drawing>
           <wp:inline xmlns:a="http://schemas.openxmlformats.org/drawingml/2006/main" xmlns:pic="http://schemas.openxmlformats.org/drawingml/2006/picture">
-            <wp:extent cx="5148000" cy="5435820"/>
+            <wp:extent cx="5832000" cy="6158062"/>
             <wp:docPr id="2" name="Picture 2"/>
             <wp:cNvGraphicFramePr>
               <a:graphicFrameLocks noChangeAspect="1"/>
@@ -876,7 +891,7 @@
                   <pic:spPr>
                     <a:xfrm>
                       <a:off x="0" y="0"/>
-                      <a:ext cx="5148000" cy="5435820"/>
+                      <a:ext cx="5832000" cy="6158062"/>
                     </a:xfrm>
                     <a:prstGeom prst="rect"/>
                   </pic:spPr>

--- a/thesis/Chapter4 - Manage Title and Registration Use Case (Sequence and Activity Diagrams).docx
+++ b/thesis/Chapter4 - Manage Title and Registration Use Case (Sequence and Activity Diagrams).docx
@@ -722,7 +722,7 @@
       <w:r>
         <w:drawing>
           <wp:inline xmlns:a="http://schemas.openxmlformats.org/drawingml/2006/main" xmlns:pic="http://schemas.openxmlformats.org/drawingml/2006/picture">
-            <wp:extent cx="5580000" cy="4766986"/>
+            <wp:extent cx="5580000" cy="5298486"/>
             <wp:docPr id="1" name="Picture 1"/>
             <wp:cNvGraphicFramePr>
               <a:graphicFrameLocks noChangeAspect="1"/>
@@ -743,7 +743,7 @@
                   <pic:spPr>
                     <a:xfrm>
                       <a:off x="0" y="0"/>
-                      <a:ext cx="5580000" cy="4766986"/>
+                      <a:ext cx="5580000" cy="5298486"/>
                     </a:xfrm>
                     <a:prstGeom prst="rect"/>
                   </pic:spPr>
@@ -870,7 +870,7 @@
       <w:r>
         <w:drawing>
           <wp:inline xmlns:a="http://schemas.openxmlformats.org/drawingml/2006/main" xmlns:pic="http://schemas.openxmlformats.org/drawingml/2006/picture">
-            <wp:extent cx="5832000" cy="6158062"/>
+            <wp:extent cx="5832000" cy="5786640"/>
             <wp:docPr id="2" name="Picture 2"/>
             <wp:cNvGraphicFramePr>
               <a:graphicFrameLocks noChangeAspect="1"/>
@@ -891,7 +891,7 @@
                   <pic:spPr>
                     <a:xfrm>
                       <a:off x="0" y="0"/>
-                      <a:ext cx="5832000" cy="6158062"/>
+                      <a:ext cx="5832000" cy="5786640"/>
                     </a:xfrm>
                     <a:prstGeom prst="rect"/>
                   </pic:spPr>
